--- a/docs/forgotten-felines/published-policies/forgotten-felines-gdpr-trustee-policy.docx
+++ b/docs/forgotten-felines/published-policies/forgotten-felines-gdpr-trustee-policy.docx
@@ -4,1697 +4,314 @@
   <w:body>
     <w:p>
       <w:pPr>
-        <w:shd w:val="clear" w:color="auto" w:fill="05A44E"/>
-        <w:spacing w:before="0" w:after="0"/>
+        <w:pStyle w:val="Heading1"/>
       </w:pPr>
+      <w:r>
+        <w:t>GDPR &amp; Data Protection Policy — Trustees / Official Communications</w:t>
+      </w:r>
+    </w:p>
+    <w:p>
       <w:r>
         <w:rPr>
           <w:b/>
-          <w:color w:val="FFFFFF"/>
-          <w:sz w:val="17"/>
         </w:rPr>
-        <w:t>POLICY DOCUMENT</w:t>
+        <w:t>Purpose:</w:t>
+      </w:r>
+      <w:r>
+        <w:t xml:space="preserve"> To ensure trustees handle personal information lawfully, fairly, and securely when communicating with adopters, supporters, volunteers, and partners.</w:t>
+      </w:r>
+    </w:p>
+    <w:p>
+      <w:r>
+        <w:rPr>
+          <w:i/>
+        </w:rPr>
+        <w:t>________________________________________</w:t>
       </w:r>
     </w:p>
     <w:p>
       <w:pPr>
-        <w:shd w:val="clear" w:color="auto" w:fill="05A44E"/>
-        <w:spacing w:before="0" w:after="240"/>
+        <w:pStyle w:val="Heading2"/>
       </w:pPr>
       <w:r>
-        <w:rPr>
-          <w:color w:val="FFFFFF"/>
-          <w:sz w:val="44"/>
-        </w:rPr>
-        <w:t>GDPR &amp; Data Protection Policy — Trustees / Official Communications</w:t>
-      </w:r>
-    </w:p>
-    <w:tbl>
-      <w:tblPr>
-        <w:tblStyle w:val="TableGrid"/>
-        <w:tblW w:type="auto" w:w="0"/>
-        <w:tblLook w:firstColumn="1" w:firstRow="1" w:lastColumn="0" w:lastRow="0" w:noHBand="0" w:noVBand="1" w:val="04A0"/>
-      </w:tblPr>
-      <w:tblGrid>
-        <w:gridCol w:w="2268"/>
-        <w:gridCol w:w="2268"/>
-        <w:gridCol w:w="2268"/>
-        <w:gridCol w:w="2268"/>
-      </w:tblGrid>
-      <w:tr>
-        <w:tc>
-          <w:tcPr>
-            <w:tcW w:type="dxa" w:w="2268"/>
-            <w:shd w:val="clear" w:color="auto" w:fill="E6F8EF"/>
-          </w:tcPr>
-          <w:p>
-            <w:pPr>
-              <w:spacing w:before="60" w:after="60"/>
-            </w:pPr>
-            <w:r>
-              <w:rPr>
-                <w:b/>
-                <w:color w:val="037A3A"/>
-                <w:sz w:val="19"/>
-              </w:rPr>
-              <w:t>Policy Number</w:t>
-            </w:r>
-          </w:p>
-        </w:tc>
-        <w:tc>
-          <w:tcPr>
-            <w:tcW w:type="dxa" w:w="2268"/>
-            <w:shd w:val="clear" w:color="auto" w:fill="FFFFFF"/>
-          </w:tcPr>
-          <w:p>
-            <w:pPr>
-              <w:spacing w:before="60" w:after="60"/>
-            </w:pPr>
-            <w:r>
-              <w:rPr>
-                <w:b w:val="0"/>
-                <w:color w:val="111827"/>
-                <w:sz w:val="19"/>
-              </w:rPr>
-              <w:t>FF-DP-003</w:t>
-            </w:r>
-          </w:p>
-        </w:tc>
-        <w:tc>
-          <w:tcPr>
-            <w:tcW w:type="dxa" w:w="2268"/>
-            <w:shd w:val="clear" w:color="auto" w:fill="E6F8EF"/>
-          </w:tcPr>
-          <w:p>
-            <w:pPr>
-              <w:spacing w:before="60" w:after="60"/>
-            </w:pPr>
-            <w:r>
-              <w:rPr>
-                <w:b/>
-                <w:color w:val="037A3A"/>
-                <w:sz w:val="19"/>
-              </w:rPr>
-              <w:t>Category</w:t>
-            </w:r>
-          </w:p>
-        </w:tc>
-        <w:tc>
-          <w:tcPr>
-            <w:tcW w:type="dxa" w:w="2268"/>
-            <w:shd w:val="clear" w:color="auto" w:fill="FFFFFF"/>
-          </w:tcPr>
-          <w:p>
-            <w:pPr>
-              <w:spacing w:before="60" w:after="60"/>
-            </w:pPr>
-            <w:r>
-              <w:rPr>
-                <w:b w:val="0"/>
-                <w:color w:val="111827"/>
-                <w:sz w:val="19"/>
-              </w:rPr>
-              <w:t>Data Protection</w:t>
-            </w:r>
-          </w:p>
-        </w:tc>
-      </w:tr>
-      <w:tr>
-        <w:tc>
-          <w:tcPr>
-            <w:tcW w:type="dxa" w:w="2268"/>
-            <w:shd w:val="clear" w:color="auto" w:fill="C2EDD6"/>
-          </w:tcPr>
-          <w:p>
-            <w:pPr>
-              <w:spacing w:before="60" w:after="60"/>
-            </w:pPr>
-            <w:r>
-              <w:rPr>
-                <w:b/>
-                <w:color w:val="037A3A"/>
-                <w:sz w:val="19"/>
-              </w:rPr>
-              <w:t>Version</w:t>
-            </w:r>
-          </w:p>
-        </w:tc>
-        <w:tc>
-          <w:tcPr>
-            <w:tcW w:type="dxa" w:w="2268"/>
-            <w:shd w:val="clear" w:color="auto" w:fill="FFFFFF"/>
-          </w:tcPr>
-          <w:p>
-            <w:pPr>
-              <w:spacing w:before="60" w:after="60"/>
-            </w:pPr>
-            <w:r>
-              <w:rPr>
-                <w:b w:val="0"/>
-                <w:color w:val="111827"/>
-                <w:sz w:val="19"/>
-              </w:rPr>
-              <w:t>1.0</w:t>
-            </w:r>
-          </w:p>
-        </w:tc>
-        <w:tc>
-          <w:tcPr>
-            <w:tcW w:type="dxa" w:w="2268"/>
-            <w:shd w:val="clear" w:color="auto" w:fill="C2EDD6"/>
-          </w:tcPr>
-          <w:p>
-            <w:pPr>
-              <w:spacing w:before="60" w:after="60"/>
-            </w:pPr>
-            <w:r>
-              <w:rPr>
-                <w:b/>
-                <w:color w:val="037A3A"/>
-                <w:sz w:val="19"/>
-              </w:rPr>
-              <w:t>Status</w:t>
-            </w:r>
-          </w:p>
-        </w:tc>
-        <w:tc>
-          <w:tcPr>
-            <w:tcW w:type="dxa" w:w="2268"/>
-            <w:shd w:val="clear" w:color="auto" w:fill="FFFFFF"/>
-          </w:tcPr>
-          <w:p>
-            <w:pPr>
-              <w:spacing w:before="60" w:after="60"/>
-            </w:pPr>
-            <w:r>
-              <w:rPr>
-                <w:b w:val="0"/>
-                <w:color w:val="111827"/>
-                <w:sz w:val="19"/>
-              </w:rPr>
-              <w:t>Active</w:t>
-            </w:r>
-          </w:p>
-        </w:tc>
-      </w:tr>
-      <w:tr>
-        <w:tc>
-          <w:tcPr>
-            <w:tcW w:type="dxa" w:w="2268"/>
-            <w:shd w:val="clear" w:color="auto" w:fill="E6F8EF"/>
-          </w:tcPr>
-          <w:p>
-            <w:pPr>
-              <w:spacing w:before="60" w:after="60"/>
-            </w:pPr>
-            <w:r>
-              <w:rPr>
-                <w:b/>
-                <w:color w:val="037A3A"/>
-                <w:sz w:val="19"/>
-              </w:rPr>
-              <w:t>Date Adopted</w:t>
-            </w:r>
-          </w:p>
-        </w:tc>
-        <w:tc>
-          <w:tcPr>
-            <w:tcW w:type="dxa" w:w="2268"/>
-            <w:shd w:val="clear" w:color="auto" w:fill="FFFFFF"/>
-          </w:tcPr>
-          <w:p>
-            <w:pPr>
-              <w:spacing w:before="60" w:after="60"/>
-            </w:pPr>
-            <w:r>
-              <w:rPr>
-                <w:b w:val="0"/>
-                <w:color w:val="111827"/>
-                <w:sz w:val="19"/>
-              </w:rPr>
-              <w:t>[DD Month YYYY]</w:t>
-            </w:r>
-          </w:p>
-        </w:tc>
-        <w:tc>
-          <w:tcPr>
-            <w:tcW w:type="dxa" w:w="2268"/>
-            <w:shd w:val="clear" w:color="auto" w:fill="E6F8EF"/>
-          </w:tcPr>
-          <w:p>
-            <w:pPr>
-              <w:spacing w:before="60" w:after="60"/>
-            </w:pPr>
-            <w:r>
-              <w:rPr>
-                <w:b/>
-                <w:color w:val="037A3A"/>
-                <w:sz w:val="19"/>
-              </w:rPr>
-              <w:t>Next Review Date</w:t>
-            </w:r>
-          </w:p>
-        </w:tc>
-        <w:tc>
-          <w:tcPr>
-            <w:tcW w:type="dxa" w:w="2268"/>
-            <w:shd w:val="clear" w:color="auto" w:fill="FFFFFF"/>
-          </w:tcPr>
-          <w:p>
-            <w:pPr>
-              <w:spacing w:before="60" w:after="60"/>
-            </w:pPr>
-            <w:r>
-              <w:rPr>
-                <w:b w:val="0"/>
-                <w:color w:val="111827"/>
-                <w:sz w:val="19"/>
-              </w:rPr>
-              <w:t>Annually</w:t>
-            </w:r>
-          </w:p>
-        </w:tc>
-      </w:tr>
-      <w:tr>
-        <w:tc>
-          <w:tcPr>
-            <w:tcW w:type="dxa" w:w="2268"/>
-            <w:shd w:val="clear" w:color="auto" w:fill="C2EDD6"/>
-          </w:tcPr>
-          <w:p>
-            <w:pPr>
-              <w:spacing w:before="60" w:after="60"/>
-            </w:pPr>
-            <w:r>
-              <w:rPr>
-                <w:b/>
-                <w:color w:val="037A3A"/>
-                <w:sz w:val="19"/>
-              </w:rPr>
-              <w:t>Approved By</w:t>
-            </w:r>
-          </w:p>
-        </w:tc>
-        <w:tc>
-          <w:tcPr>
-            <w:tcW w:type="dxa" w:w="2268"/>
-            <w:shd w:val="clear" w:color="auto" w:fill="FFFFFF"/>
-          </w:tcPr>
-          <w:p>
-            <w:pPr>
-              <w:spacing w:before="60" w:after="60"/>
-            </w:pPr>
-            <w:r>
-              <w:rPr>
-                <w:b w:val="0"/>
-                <w:color w:val="111827"/>
-                <w:sz w:val="19"/>
-              </w:rPr>
-              <w:t>Trustees</w:t>
-            </w:r>
-          </w:p>
-        </w:tc>
-        <w:tc>
-          <w:tcPr>
-            <w:tcW w:type="dxa" w:w="2268"/>
-            <w:shd w:val="clear" w:color="auto" w:fill="C2EDD6"/>
-          </w:tcPr>
-          <w:p>
-            <w:pPr>
-              <w:spacing w:before="60" w:after="60"/>
-            </w:pPr>
-            <w:r>
-              <w:rPr>
-                <w:b/>
-                <w:color w:val="037A3A"/>
-                <w:sz w:val="19"/>
-              </w:rPr>
-              <w:t>Applies To</w:t>
-            </w:r>
-          </w:p>
-        </w:tc>
-        <w:tc>
-          <w:tcPr>
-            <w:tcW w:type="dxa" w:w="2268"/>
-            <w:shd w:val="clear" w:color="auto" w:fill="FFFFFF"/>
-          </w:tcPr>
-          <w:p>
-            <w:pPr>
-              <w:spacing w:before="60" w:after="60"/>
-            </w:pPr>
-            <w:r>
-              <w:rPr>
-                <w:b w:val="0"/>
-                <w:color w:val="111827"/>
-                <w:sz w:val="19"/>
-              </w:rPr>
-              <w:t>All Volunteers &amp; Trustees</w:t>
-            </w:r>
-          </w:p>
-        </w:tc>
-      </w:tr>
-    </w:tbl>
-    <w:p/>
-    <w:p>
-      <w:pPr>
-        <w:shd w:val="clear" w:color="auto" w:fill="E6F8EF"/>
-        <w:spacing w:before="80" w:after="160"/>
-        <w:pBdr>
-          <w:left w:val="single" w:sz="24" w:space="12" w:color="05A44E"/>
-        </w:pBdr>
-      </w:pPr>
-      <w:r>
-        <w:rPr>
-          <w:i/>
-          <w:color w:val="111827"/>
-          <w:sz w:val="21"/>
-        </w:rPr>
-        <w:t>To ensure trustees handle personal information lawfully, fairly, and securely when communicating with adopters, supporters, volunteers, and partners.</w:t>
-      </w:r>
-    </w:p>
-    <w:p/>
-    <w:p>
-      <w:pPr>
-        <w:spacing w:before="280" w:after="120"/>
-        <w:pBdr>
-          <w:bottom w:val="single" w:sz="6" w:space="2" w:color="C2EDD6"/>
-        </w:pBdr>
-      </w:pPr>
-      <w:r>
-        <w:rPr>
-          <w:b/>
-          <w:color w:val="FFFFFF"/>
-          <w:sz w:val="20"/>
-          <w:shd w:val="clear" w:color="auto" w:fill="05A44E"/>
-        </w:rPr>
-        <w:t xml:space="preserve"> 1 </w:t>
-      </w:r>
-      <w:r>
-        <w:t xml:space="preserve">  </w:t>
-      </w:r>
-      <w:r>
-        <w:rPr>
-          <w:b/>
-          <w:color w:val="037A3A"/>
-          <w:sz w:val="26"/>
-        </w:rPr>
-        <w:t>Principles</w:t>
+        <w:t>1. Principles</w:t>
       </w:r>
     </w:p>
     <w:p>
-      <w:pPr>
-        <w:spacing w:before="0" w:after="120"/>
-      </w:pPr>
       <w:r>
-        <w:rPr>
-          <w:sz w:val="22"/>
-        </w:rPr>
         <w:t>Forgotten Felines trustees must follow GDPR principles:</w:t>
       </w:r>
     </w:p>
     <w:p>
       <w:pPr>
         <w:pStyle w:val="ListBullet"/>
-        <w:spacing w:before="0" w:after="60"/>
       </w:pPr>
       <w:r>
-        <w:rPr>
-          <w:sz w:val="22"/>
-        </w:rPr>
         <w:t>Collect only the information needed to run rescue operations.</w:t>
       </w:r>
     </w:p>
     <w:p>
       <w:pPr>
         <w:pStyle w:val="ListBullet"/>
-        <w:spacing w:before="0" w:after="60"/>
       </w:pPr>
       <w:r>
-        <w:rPr>
-          <w:sz w:val="22"/>
-        </w:rPr>
         <w:t>Use information only for legitimate rescue purposes.</w:t>
       </w:r>
     </w:p>
     <w:p>
       <w:pPr>
         <w:pStyle w:val="ListBullet"/>
-        <w:spacing w:before="0" w:after="60"/>
       </w:pPr>
       <w:r>
-        <w:rPr>
-          <w:sz w:val="22"/>
-        </w:rPr>
         <w:t>Keep all personal data secure.</w:t>
       </w:r>
     </w:p>
     <w:p>
       <w:pPr>
         <w:pStyle w:val="ListBullet"/>
-        <w:spacing w:before="0" w:after="60"/>
       </w:pPr>
       <w:r>
-        <w:rPr>
-          <w:sz w:val="22"/>
-        </w:rPr>
         <w:t>Share information strictly on a need-to-know basis.</w:t>
       </w:r>
     </w:p>
     <w:p>
       <w:pPr>
         <w:pStyle w:val="ListBullet"/>
-        <w:spacing w:before="0" w:after="60"/>
       </w:pPr>
       <w:r>
-        <w:rPr>
-          <w:sz w:val="22"/>
-        </w:rPr>
         <w:t>Delete information when it is no longer required.</w:t>
       </w:r>
     </w:p>
     <w:p>
       <w:pPr>
-        <w:spacing w:before="280" w:after="120"/>
-        <w:pBdr>
-          <w:bottom w:val="single" w:sz="6" w:space="2" w:color="C2EDD6"/>
-        </w:pBdr>
+        <w:pStyle w:val="Heading2"/>
       </w:pPr>
       <w:r>
-        <w:rPr>
-          <w:b/>
-          <w:color w:val="FFFFFF"/>
-          <w:sz w:val="20"/>
-          <w:shd w:val="clear" w:color="auto" w:fill="05A44E"/>
-        </w:rPr>
-        <w:t xml:space="preserve"> 2 </w:t>
-      </w:r>
-      <w:r>
-        <w:t xml:space="preserve">  </w:t>
-      </w:r>
-      <w:r>
-        <w:rPr>
-          <w:b/>
-          <w:color w:val="037A3A"/>
-          <w:sz w:val="26"/>
-        </w:rPr>
-        <w:t>Approved Communication Channels</w:t>
+        <w:t>2. Approved Communication Channels</w:t>
       </w:r>
     </w:p>
     <w:p>
-      <w:pPr>
-        <w:spacing w:before="0" w:after="120"/>
-      </w:pPr>
       <w:r>
-        <w:rPr>
-          <w:sz w:val="22"/>
-        </w:rPr>
         <w:t>To ensure security, consistency, and proper record-keeping, trustees must only communicate using official Forgotten Felines channels:</w:t>
       </w:r>
     </w:p>
     <w:p>
       <w:pPr>
         <w:pStyle w:val="ListBullet"/>
-        <w:spacing w:before="0" w:after="60"/>
       </w:pPr>
       <w:r>
-        <w:rPr>
-          <w:sz w:val="22"/>
-        </w:rPr>
         <w:t>Facebook Page &amp; Messenger</w:t>
       </w:r>
     </w:p>
     <w:p>
       <w:pPr>
         <w:pStyle w:val="ListBullet"/>
-        <w:spacing w:before="0" w:after="60"/>
       </w:pPr>
       <w:r>
-        <w:rPr>
-          <w:sz w:val="22"/>
-        </w:rPr>
         <w:t>Instagram Messages</w:t>
       </w:r>
     </w:p>
     <w:p>
       <w:pPr>
         <w:pStyle w:val="ListBullet"/>
-        <w:spacing w:before="0" w:after="60"/>
       </w:pPr>
       <w:r>
-        <w:rPr>
-          <w:sz w:val="22"/>
-        </w:rPr>
         <w:t>WhatsApp Business / Official WhatsApp Groups</w:t>
       </w:r>
     </w:p>
     <w:p>
       <w:pPr>
         <w:pStyle w:val="ListBullet"/>
-        <w:spacing w:before="0" w:after="60"/>
       </w:pPr>
       <w:r>
-        <w:rPr>
-          <w:sz w:val="22"/>
-        </w:rPr>
         <w:t>Official Forgotten Felines Email (if applicable)</w:t>
       </w:r>
     </w:p>
     <w:p>
-      <w:pPr>
-        <w:spacing w:before="0" w:after="120"/>
-      </w:pPr>
       <w:r>
-        <w:rPr>
-          <w:sz w:val="22"/>
-        </w:rPr>
         <w:t>Personal accounts, personal phone numbers, or unofficial WhatsApp chats must not be used for adopter communication unless unavoidable and approved. In such cases, conversations must be moved to official channels as soon as possible.</w:t>
       </w:r>
     </w:p>
     <w:p>
       <w:pPr>
-        <w:spacing w:before="160" w:after="40"/>
+        <w:pStyle w:val="Heading3"/>
       </w:pPr>
       <w:r>
-        <w:rPr>
-          <w:b/>
-          <w:color w:val="111827"/>
-          <w:sz w:val="22"/>
-        </w:rPr>
         <w:t>Communication Between Adopters &amp; Fosterers</w:t>
       </w:r>
     </w:p>
     <w:p>
       <w:pPr>
         <w:pStyle w:val="ListBullet"/>
-        <w:spacing w:before="0" w:after="60"/>
       </w:pPr>
       <w:r>
-        <w:rPr>
-          <w:sz w:val="22"/>
-        </w:rPr>
         <w:t>The adopter's name and phone number may be shared with the fosterer once the adopter is approved.</w:t>
       </w:r>
     </w:p>
     <w:p>
       <w:pPr>
         <w:pStyle w:val="ListBullet"/>
-        <w:spacing w:before="0" w:after="60"/>
       </w:pPr>
       <w:r>
-        <w:rPr>
-          <w:sz w:val="22"/>
-        </w:rPr>
         <w:t>Fosterers may contact adopters via phone call or text message only.</w:t>
       </w:r>
     </w:p>
     <w:p>
       <w:pPr>
         <w:pStyle w:val="ListBullet"/>
-        <w:spacing w:before="0" w:after="60"/>
       </w:pPr>
       <w:r>
-        <w:rPr>
-          <w:sz w:val="22"/>
-        </w:rPr>
         <w:t>Fosterers must use the adopter's number solely for coordinating the meet/collection.</w:t>
       </w:r>
     </w:p>
     <w:p>
       <w:pPr>
         <w:pStyle w:val="ListBullet"/>
-        <w:spacing w:before="0" w:after="60"/>
       </w:pPr>
       <w:r>
-        <w:rPr>
-          <w:sz w:val="22"/>
-        </w:rPr>
         <w:t>Fosterers must not store adopter details long-term and must delete them after adoption unless needed for welfare follow-up.</w:t>
       </w:r>
     </w:p>
     <w:p>
       <w:pPr>
-        <w:spacing w:before="280" w:after="120"/>
-        <w:pBdr>
-          <w:bottom w:val="single" w:sz="6" w:space="2" w:color="C2EDD6"/>
-        </w:pBdr>
+        <w:pStyle w:val="Heading2"/>
       </w:pPr>
       <w:r>
-        <w:rPr>
-          <w:b/>
-          <w:color w:val="FFFFFF"/>
-          <w:sz w:val="20"/>
-          <w:shd w:val="clear" w:color="auto" w:fill="05A44E"/>
-        </w:rPr>
-        <w:t xml:space="preserve"> 3 </w:t>
-      </w:r>
-      <w:r>
-        <w:t xml:space="preserve">  </w:t>
-      </w:r>
-      <w:r>
-        <w:rPr>
-          <w:b/>
-          <w:color w:val="037A3A"/>
-          <w:sz w:val="26"/>
-        </w:rPr>
-        <w:t>Handling Personal Information</w:t>
+        <w:t>3. Handling Personal Information</w:t>
       </w:r>
     </w:p>
     <w:p>
-      <w:pPr>
-        <w:spacing w:before="0" w:after="120"/>
-      </w:pPr>
       <w:r>
-        <w:rPr>
-          <w:sz w:val="22"/>
-        </w:rPr>
         <w:t>Trustees may access or store:</w:t>
       </w:r>
     </w:p>
     <w:p>
       <w:pPr>
         <w:pStyle w:val="ListBullet"/>
-        <w:spacing w:before="0" w:after="60"/>
       </w:pPr>
       <w:r>
-        <w:rPr>
-          <w:sz w:val="22"/>
-        </w:rPr>
         <w:t>Names</w:t>
       </w:r>
     </w:p>
     <w:p>
       <w:pPr>
         <w:pStyle w:val="ListBullet"/>
-        <w:spacing w:before="0" w:after="60"/>
       </w:pPr>
       <w:r>
-        <w:rPr>
-          <w:sz w:val="22"/>
-        </w:rPr>
         <w:t>Phone numbers</w:t>
       </w:r>
     </w:p>
     <w:p>
       <w:pPr>
         <w:pStyle w:val="ListBullet"/>
-        <w:spacing w:before="0" w:after="60"/>
       </w:pPr>
       <w:r>
-        <w:rPr>
-          <w:sz w:val="22"/>
-        </w:rPr>
         <w:t>Email addresses</w:t>
       </w:r>
     </w:p>
     <w:p>
       <w:pPr>
         <w:pStyle w:val="ListBullet"/>
-        <w:spacing w:before="0" w:after="60"/>
       </w:pPr>
       <w:r>
-        <w:rPr>
-          <w:sz w:val="22"/>
-        </w:rPr>
         <w:t>Home addresses</w:t>
       </w:r>
     </w:p>
     <w:p>
       <w:pPr>
         <w:pStyle w:val="ListBullet"/>
-        <w:spacing w:before="0" w:after="60"/>
       </w:pPr>
       <w:r>
-        <w:rPr>
-          <w:sz w:val="22"/>
-        </w:rPr>
         <w:t>Adoption application details</w:t>
       </w:r>
     </w:p>
     <w:p>
       <w:pPr>
         <w:pStyle w:val="ListBullet"/>
-        <w:spacing w:before="0" w:after="60"/>
       </w:pPr>
       <w:r>
-        <w:rPr>
-          <w:sz w:val="22"/>
-        </w:rPr>
         <w:t>Shared photos/videos</w:t>
       </w:r>
     </w:p>
     <w:p>
       <w:pPr>
         <w:pStyle w:val="ListBullet"/>
-        <w:spacing w:before="0" w:after="60"/>
       </w:pPr>
       <w:r>
-        <w:rPr>
-          <w:sz w:val="22"/>
-        </w:rPr>
         <w:t>Volunteer information</w:t>
       </w:r>
     </w:p>
     <w:p>
-      <w:pPr>
-        <w:spacing w:before="0" w:after="120"/>
-      </w:pPr>
       <w:r>
-        <w:rPr>
-          <w:sz w:val="22"/>
-        </w:rPr>
         <w:t>Trustees must keep this information confidential, secure, and used only for rescue activities.</w:t>
       </w:r>
     </w:p>
     <w:p>
       <w:pPr>
-        <w:spacing w:before="280" w:after="120"/>
-        <w:pBdr>
-          <w:bottom w:val="single" w:sz="6" w:space="2" w:color="C2EDD6"/>
-        </w:pBdr>
+        <w:pStyle w:val="Heading2"/>
       </w:pPr>
       <w:r>
-        <w:rPr>
-          <w:b/>
-          <w:color w:val="FFFFFF"/>
-          <w:sz w:val="20"/>
-          <w:shd w:val="clear" w:color="auto" w:fill="05A44E"/>
-        </w:rPr>
-        <w:t xml:space="preserve"> 4 </w:t>
-      </w:r>
-      <w:r>
-        <w:t xml:space="preserve">  </w:t>
-      </w:r>
-      <w:r>
-        <w:rPr>
-          <w:b/>
-          <w:color w:val="037A3A"/>
-          <w:sz w:val="26"/>
-        </w:rPr>
-        <w:t>Social Media &amp; Public Sharing</w:t>
+        <w:t>4. Social Media &amp; Public Sharing</w:t>
       </w:r>
     </w:p>
     <w:p>
       <w:pPr>
         <w:pStyle w:val="ListBullet"/>
-        <w:spacing w:before="0" w:after="60"/>
       </w:pPr>
       <w:r>
-        <w:rPr>
-          <w:sz w:val="22"/>
-        </w:rPr>
         <w:t>No personal details of adopters or volunteers may be posted publicly.</w:t>
       </w:r>
     </w:p>
     <w:p>
       <w:pPr>
         <w:pStyle w:val="ListBullet"/>
-        <w:spacing w:before="0" w:after="60"/>
       </w:pPr>
       <w:r>
-        <w:rPr>
-          <w:sz w:val="22"/>
-        </w:rPr>
         <w:t>Photos containing identifiable people must not be shared without consent.</w:t>
       </w:r>
     </w:p>
     <w:p>
       <w:pPr>
         <w:pStyle w:val="ListBullet"/>
-        <w:spacing w:before="0" w:after="60"/>
       </w:pPr>
       <w:r>
-        <w:rPr>
-          <w:sz w:val="22"/>
-        </w:rPr>
         <w:t>"Happy adoption" photos require consent from the adopter.</w:t>
       </w:r>
     </w:p>
     <w:p>
       <w:pPr>
-        <w:spacing w:before="280" w:after="120"/>
-        <w:pBdr>
-          <w:bottom w:val="single" w:sz="6" w:space="2" w:color="C2EDD6"/>
-        </w:pBdr>
+        <w:pStyle w:val="Heading2"/>
       </w:pPr>
       <w:r>
-        <w:rPr>
-          <w:b/>
-          <w:color w:val="FFFFFF"/>
-          <w:sz w:val="20"/>
-          <w:shd w:val="clear" w:color="auto" w:fill="05A44E"/>
-        </w:rPr>
-        <w:t xml:space="preserve"> 5 </w:t>
-      </w:r>
-      <w:r>
-        <w:t xml:space="preserve">  </w:t>
-      </w:r>
-      <w:r>
-        <w:rPr>
-          <w:b/>
-          <w:color w:val="037A3A"/>
-          <w:sz w:val="26"/>
-        </w:rPr>
-        <w:t>Data Retention</w:t>
+        <w:t>5. Data Retention</w:t>
       </w:r>
     </w:p>
     <w:p>
-      <w:pPr>
-        <w:spacing w:before="0" w:after="120"/>
-      </w:pPr>
       <w:r>
-        <w:rPr>
-          <w:sz w:val="22"/>
-        </w:rPr>
         <w:t>Data should be kept only as long as legally or operationally required. Outdated notes or contact details must be deleted.</w:t>
       </w:r>
     </w:p>
     <w:p>
       <w:pPr>
-        <w:spacing w:before="280" w:after="120"/>
-        <w:pBdr>
-          <w:bottom w:val="single" w:sz="6" w:space="2" w:color="C2EDD6"/>
-        </w:pBdr>
+        <w:pStyle w:val="Heading2"/>
       </w:pPr>
       <w:r>
-        <w:rPr>
-          <w:b/>
-          <w:color w:val="FFFFFF"/>
-          <w:sz w:val="20"/>
-          <w:shd w:val="clear" w:color="auto" w:fill="05A44E"/>
-        </w:rPr>
-        <w:t xml:space="preserve"> 6 </w:t>
-      </w:r>
-      <w:r>
-        <w:t xml:space="preserve">  </w:t>
-      </w:r>
-      <w:r>
-        <w:rPr>
-          <w:b/>
-          <w:color w:val="037A3A"/>
-          <w:sz w:val="26"/>
-        </w:rPr>
-        <w:t>Breach Reporting</w:t>
+        <w:t>6. Breach Reporting</w:t>
       </w:r>
     </w:p>
     <w:p>
-      <w:pPr>
-        <w:spacing w:before="0" w:after="120"/>
-      </w:pPr>
       <w:r>
-        <w:rPr>
-          <w:sz w:val="22"/>
-        </w:rPr>
         <w:t>Any suspected data breach must be reported immediately to the Chair or Data Protection Lead.</w:t>
       </w:r>
     </w:p>
-    <w:p>
-      <w:pPr>
-        <w:spacing w:before="80" w:after="80"/>
-        <w:pBdr>
-          <w:bottom w:val="single" w:sz="6" w:space="1" w:color="C2EDD6"/>
-        </w:pBdr>
-      </w:pPr>
-    </w:p>
-    <w:p>
-      <w:pPr>
-        <w:spacing w:before="280" w:after="120"/>
-        <w:pBdr>
-          <w:bottom w:val="single" w:sz="6" w:space="2" w:color="C2EDD6"/>
-        </w:pBdr>
-      </w:pPr>
-      <w:r>
-        <w:rPr>
-          <w:b/>
-          <w:color w:val="FFFFFF"/>
-          <w:sz w:val="20"/>
-          <w:shd w:val="clear" w:color="auto" w:fill="05A44E"/>
-        </w:rPr>
-        <w:t xml:space="preserve"> 7 </w:t>
-      </w:r>
-      <w:r>
-        <w:t xml:space="preserve">  </w:t>
-      </w:r>
-      <w:r>
-        <w:rPr>
-          <w:b/>
-          <w:color w:val="037A3A"/>
-          <w:sz w:val="26"/>
-        </w:rPr>
-        <w:t>Review &amp; Approval</w:t>
-      </w:r>
-    </w:p>
-    <w:tbl>
-      <w:tblPr>
-        <w:tblStyle w:val="TableGrid"/>
-        <w:tblW w:type="auto" w:w="0"/>
-        <w:tblLook w:firstColumn="1" w:firstRow="1" w:lastColumn="0" w:lastRow="0" w:noHBand="0" w:noVBand="1" w:val="04A0"/>
-      </w:tblPr>
-      <w:tblGrid>
-        <w:gridCol w:w="2268"/>
-        <w:gridCol w:w="2268"/>
-        <w:gridCol w:w="2268"/>
-        <w:gridCol w:w="2268"/>
-      </w:tblGrid>
-      <w:tr>
-        <w:tc>
-          <w:tcPr>
-            <w:tcW w:type="dxa" w:w="2268"/>
-            <w:shd w:val="clear" w:color="auto" w:fill="05A44E"/>
-          </w:tcPr>
-          <w:p>
-            <w:pPr>
-              <w:spacing w:before="80" w:after="80"/>
-            </w:pPr>
-            <w:r>
-              <w:rPr>
-                <w:b/>
-                <w:color w:val="FFFFFF"/>
-                <w:sz w:val="19"/>
-              </w:rPr>
-              <w:t>Name</w:t>
-            </w:r>
-          </w:p>
-        </w:tc>
-        <w:tc>
-          <w:tcPr>
-            <w:tcW w:type="dxa" w:w="2268"/>
-            <w:shd w:val="clear" w:color="auto" w:fill="05A44E"/>
-          </w:tcPr>
-          <w:p>
-            <w:pPr>
-              <w:spacing w:before="80" w:after="80"/>
-            </w:pPr>
-            <w:r>
-              <w:rPr>
-                <w:b/>
-                <w:color w:val="FFFFFF"/>
-                <w:sz w:val="19"/>
-              </w:rPr>
-              <w:t>Role</w:t>
-            </w:r>
-          </w:p>
-        </w:tc>
-        <w:tc>
-          <w:tcPr>
-            <w:tcW w:type="dxa" w:w="2268"/>
-            <w:shd w:val="clear" w:color="auto" w:fill="05A44E"/>
-          </w:tcPr>
-          <w:p>
-            <w:pPr>
-              <w:spacing w:before="80" w:after="80"/>
-            </w:pPr>
-            <w:r>
-              <w:rPr>
-                <w:b/>
-                <w:color w:val="FFFFFF"/>
-                <w:sz w:val="19"/>
-              </w:rPr>
-              <w:t>Signature</w:t>
-            </w:r>
-          </w:p>
-        </w:tc>
-        <w:tc>
-          <w:tcPr>
-            <w:tcW w:type="dxa" w:w="2268"/>
-            <w:shd w:val="clear" w:color="auto" w:fill="05A44E"/>
-          </w:tcPr>
-          <w:p>
-            <w:pPr>
-              <w:spacing w:before="80" w:after="80"/>
-            </w:pPr>
-            <w:r>
-              <w:rPr>
-                <w:b/>
-                <w:color w:val="FFFFFF"/>
-                <w:sz w:val="19"/>
-              </w:rPr>
-              <w:t>Date</w:t>
-            </w:r>
-          </w:p>
-        </w:tc>
-      </w:tr>
-      <w:tr>
-        <w:tc>
-          <w:tcPr>
-            <w:tcW w:type="dxa" w:w="2268"/>
-            <w:shd w:val="clear" w:color="auto" w:fill="FFFFFF"/>
-          </w:tcPr>
-          <w:p>
-            <w:pPr>
-              <w:spacing w:before="320" w:after="320"/>
-            </w:pPr>
-            <w:r>
-              <w:rPr>
-                <w:sz w:val="20"/>
-              </w:rPr>
-              <w:t>Bev Hibbert</w:t>
-            </w:r>
-          </w:p>
-        </w:tc>
-        <w:tc>
-          <w:tcPr>
-            <w:tcW w:type="dxa" w:w="2268"/>
-            <w:shd w:val="clear" w:color="auto" w:fill="FFFFFF"/>
-          </w:tcPr>
-          <w:p>
-            <w:pPr>
-              <w:spacing w:before="320" w:after="320"/>
-            </w:pPr>
-            <w:r>
-              <w:rPr>
-                <w:sz w:val="20"/>
-              </w:rPr>
-              <w:t>Founder</w:t>
-            </w:r>
-          </w:p>
-        </w:tc>
-        <w:tc>
-          <w:tcPr>
-            <w:tcW w:type="dxa" w:w="2268"/>
-            <w:shd w:val="clear" w:color="auto" w:fill="FFFFFF"/>
-          </w:tcPr>
-          <w:p>
-            <w:pPr>
-              <w:spacing w:before="320" w:after="320"/>
-            </w:pPr>
-            <w:r>
-              <w:rPr>
-                <w:sz w:val="20"/>
-              </w:rPr>
-            </w:r>
-          </w:p>
-        </w:tc>
-        <w:tc>
-          <w:tcPr>
-            <w:tcW w:type="dxa" w:w="2268"/>
-            <w:shd w:val="clear" w:color="auto" w:fill="FFFFFF"/>
-          </w:tcPr>
-          <w:p>
-            <w:pPr>
-              <w:spacing w:before="320" w:after="320"/>
-            </w:pPr>
-            <w:r>
-              <w:rPr>
-                <w:sz w:val="20"/>
-              </w:rPr>
-            </w:r>
-          </w:p>
-        </w:tc>
-      </w:tr>
-      <w:tr>
-        <w:tc>
-          <w:tcPr>
-            <w:tcW w:type="dxa" w:w="2268"/>
-            <w:shd w:val="clear" w:color="auto" w:fill="F9FAFB"/>
-          </w:tcPr>
-          <w:p>
-            <w:pPr>
-              <w:spacing w:before="320" w:after="320"/>
-            </w:pPr>
-            <w:r>
-              <w:rPr>
-                <w:sz w:val="20"/>
-              </w:rPr>
-            </w:r>
-          </w:p>
-        </w:tc>
-        <w:tc>
-          <w:tcPr>
-            <w:tcW w:type="dxa" w:w="2268"/>
-            <w:shd w:val="clear" w:color="auto" w:fill="F9FAFB"/>
-          </w:tcPr>
-          <w:p>
-            <w:pPr>
-              <w:spacing w:before="320" w:after="320"/>
-            </w:pPr>
-            <w:r>
-              <w:rPr>
-                <w:sz w:val="20"/>
-              </w:rPr>
-              <w:t>Trustee</w:t>
-            </w:r>
-          </w:p>
-        </w:tc>
-        <w:tc>
-          <w:tcPr>
-            <w:tcW w:type="dxa" w:w="2268"/>
-            <w:shd w:val="clear" w:color="auto" w:fill="F9FAFB"/>
-          </w:tcPr>
-          <w:p>
-            <w:pPr>
-              <w:spacing w:before="320" w:after="320"/>
-            </w:pPr>
-            <w:r>
-              <w:rPr>
-                <w:sz w:val="20"/>
-              </w:rPr>
-            </w:r>
-          </w:p>
-        </w:tc>
-        <w:tc>
-          <w:tcPr>
-            <w:tcW w:type="dxa" w:w="2268"/>
-            <w:shd w:val="clear" w:color="auto" w:fill="F9FAFB"/>
-          </w:tcPr>
-          <w:p>
-            <w:pPr>
-              <w:spacing w:before="320" w:after="320"/>
-            </w:pPr>
-            <w:r>
-              <w:rPr>
-                <w:sz w:val="20"/>
-              </w:rPr>
-            </w:r>
-          </w:p>
-        </w:tc>
-      </w:tr>
-      <w:tr>
-        <w:tc>
-          <w:tcPr>
-            <w:tcW w:type="dxa" w:w="2268"/>
-            <w:shd w:val="clear" w:color="auto" w:fill="FFFFFF"/>
-          </w:tcPr>
-          <w:p>
-            <w:pPr>
-              <w:spacing w:before="320" w:after="320"/>
-            </w:pPr>
-            <w:r>
-              <w:rPr>
-                <w:sz w:val="20"/>
-              </w:rPr>
-            </w:r>
-          </w:p>
-        </w:tc>
-        <w:tc>
-          <w:tcPr>
-            <w:tcW w:type="dxa" w:w="2268"/>
-            <w:shd w:val="clear" w:color="auto" w:fill="FFFFFF"/>
-          </w:tcPr>
-          <w:p>
-            <w:pPr>
-              <w:spacing w:before="320" w:after="320"/>
-            </w:pPr>
-            <w:r>
-              <w:rPr>
-                <w:sz w:val="20"/>
-              </w:rPr>
-              <w:t>Trustee</w:t>
-            </w:r>
-          </w:p>
-        </w:tc>
-        <w:tc>
-          <w:tcPr>
-            <w:tcW w:type="dxa" w:w="2268"/>
-            <w:shd w:val="clear" w:color="auto" w:fill="FFFFFF"/>
-          </w:tcPr>
-          <w:p>
-            <w:pPr>
-              <w:spacing w:before="320" w:after="320"/>
-            </w:pPr>
-            <w:r>
-              <w:rPr>
-                <w:sz w:val="20"/>
-              </w:rPr>
-            </w:r>
-          </w:p>
-        </w:tc>
-        <w:tc>
-          <w:tcPr>
-            <w:tcW w:type="dxa" w:w="2268"/>
-            <w:shd w:val="clear" w:color="auto" w:fill="FFFFFF"/>
-          </w:tcPr>
-          <w:p>
-            <w:pPr>
-              <w:spacing w:before="320" w:after="320"/>
-            </w:pPr>
-            <w:r>
-              <w:rPr>
-                <w:sz w:val="20"/>
-              </w:rPr>
-            </w:r>
-          </w:p>
-        </w:tc>
-      </w:tr>
-    </w:tbl>
-    <w:p/>
-    <w:p>
-      <w:pPr>
-        <w:spacing w:before="280" w:after="120"/>
-        <w:pBdr>
-          <w:bottom w:val="single" w:sz="6" w:space="2" w:color="C2EDD6"/>
-        </w:pBdr>
-      </w:pPr>
-      <w:r>
-        <w:rPr>
-          <w:b/>
-          <w:color w:val="FFFFFF"/>
-          <w:sz w:val="20"/>
-          <w:shd w:val="clear" w:color="auto" w:fill="05A44E"/>
-        </w:rPr>
-        <w:t xml:space="preserve"> 8 </w:t>
-      </w:r>
-      <w:r>
-        <w:t xml:space="preserve">  </w:t>
-      </w:r>
-      <w:r>
-        <w:rPr>
-          <w:b/>
-          <w:color w:val="037A3A"/>
-          <w:sz w:val="26"/>
-        </w:rPr>
-        <w:t>Version History</w:t>
-      </w:r>
-    </w:p>
-    <w:tbl>
-      <w:tblPr>
-        <w:tblStyle w:val="TableGrid"/>
-        <w:tblW w:type="auto" w:w="0"/>
-        <w:tblLook w:firstColumn="1" w:firstRow="1" w:lastColumn="0" w:lastRow="0" w:noHBand="0" w:noVBand="1" w:val="04A0"/>
-      </w:tblPr>
-      <w:tblGrid>
-        <w:gridCol w:w="2268"/>
-        <w:gridCol w:w="2268"/>
-        <w:gridCol w:w="2268"/>
-        <w:gridCol w:w="2268"/>
-      </w:tblGrid>
-      <w:tr>
-        <w:tc>
-          <w:tcPr>
-            <w:tcW w:type="dxa" w:w="2268"/>
-            <w:shd w:val="clear" w:color="auto" w:fill="111827"/>
-          </w:tcPr>
-          <w:p>
-            <w:pPr>
-              <w:spacing w:before="80" w:after="80"/>
-            </w:pPr>
-            <w:r>
-              <w:rPr>
-                <w:b/>
-                <w:color w:val="FFFFFF"/>
-                <w:sz w:val="19"/>
-              </w:rPr>
-              <w:t>Version</w:t>
-            </w:r>
-          </w:p>
-        </w:tc>
-        <w:tc>
-          <w:tcPr>
-            <w:tcW w:type="dxa" w:w="2268"/>
-            <w:shd w:val="clear" w:color="auto" w:fill="111827"/>
-          </w:tcPr>
-          <w:p>
-            <w:pPr>
-              <w:spacing w:before="80" w:after="80"/>
-            </w:pPr>
-            <w:r>
-              <w:rPr>
-                <w:b/>
-                <w:color w:val="FFFFFF"/>
-                <w:sz w:val="19"/>
-              </w:rPr>
-              <w:t>Date</w:t>
-            </w:r>
-          </w:p>
-        </w:tc>
-        <w:tc>
-          <w:tcPr>
-            <w:tcW w:type="dxa" w:w="2268"/>
-            <w:shd w:val="clear" w:color="auto" w:fill="111827"/>
-          </w:tcPr>
-          <w:p>
-            <w:pPr>
-              <w:spacing w:before="80" w:after="80"/>
-            </w:pPr>
-            <w:r>
-              <w:rPr>
-                <w:b/>
-                <w:color w:val="FFFFFF"/>
-                <w:sz w:val="19"/>
-              </w:rPr>
-              <w:t>Author</w:t>
-            </w:r>
-          </w:p>
-        </w:tc>
-        <w:tc>
-          <w:tcPr>
-            <w:tcW w:type="dxa" w:w="2268"/>
-            <w:shd w:val="clear" w:color="auto" w:fill="111827"/>
-          </w:tcPr>
-          <w:p>
-            <w:pPr>
-              <w:spacing w:before="80" w:after="80"/>
-            </w:pPr>
-            <w:r>
-              <w:rPr>
-                <w:b/>
-                <w:color w:val="FFFFFF"/>
-                <w:sz w:val="19"/>
-              </w:rPr>
-              <w:t>Changes</w:t>
-            </w:r>
-          </w:p>
-        </w:tc>
-      </w:tr>
-      <w:tr>
-        <w:tc>
-          <w:tcPr>
-            <w:tcW w:type="dxa" w:w="2268"/>
-            <w:shd w:val="clear" w:color="auto" w:fill="FFFFFF"/>
-          </w:tcPr>
-          <w:p>
-            <w:pPr>
-              <w:spacing w:before="60" w:after="60"/>
-            </w:pPr>
-            <w:r>
-              <w:rPr>
-                <w:sz w:val="20"/>
-              </w:rPr>
-              <w:t>1.0</w:t>
-            </w:r>
-          </w:p>
-        </w:tc>
-        <w:tc>
-          <w:tcPr>
-            <w:tcW w:type="dxa" w:w="2268"/>
-            <w:shd w:val="clear" w:color="auto" w:fill="FFFFFF"/>
-          </w:tcPr>
-          <w:p>
-            <w:pPr>
-              <w:spacing w:before="60" w:after="60"/>
-            </w:pPr>
-            <w:r>
-              <w:rPr>
-                <w:sz w:val="20"/>
-              </w:rPr>
-              <w:t>[DD Month YYYY]</w:t>
-            </w:r>
-          </w:p>
-        </w:tc>
-        <w:tc>
-          <w:tcPr>
-            <w:tcW w:type="dxa" w:w="2268"/>
-            <w:shd w:val="clear" w:color="auto" w:fill="FFFFFF"/>
-          </w:tcPr>
-          <w:p>
-            <w:pPr>
-              <w:spacing w:before="60" w:after="60"/>
-            </w:pPr>
-            <w:r>
-              <w:rPr>
-                <w:sz w:val="20"/>
-              </w:rPr>
-              <w:t>Trustees</w:t>
-            </w:r>
-          </w:p>
-        </w:tc>
-        <w:tc>
-          <w:tcPr>
-            <w:tcW w:type="dxa" w:w="2268"/>
-            <w:shd w:val="clear" w:color="auto" w:fill="FFFFFF"/>
-          </w:tcPr>
-          <w:p>
-            <w:pPr>
-              <w:spacing w:before="60" w:after="60"/>
-            </w:pPr>
-            <w:r>
-              <w:rPr>
-                <w:sz w:val="20"/>
-              </w:rPr>
-              <w:t>Initial version</w:t>
-            </w:r>
-          </w:p>
-        </w:tc>
-      </w:tr>
-      <w:tr>
-        <w:tc>
-          <w:tcPr>
-            <w:tcW w:type="dxa" w:w="2268"/>
-            <w:shd w:val="clear" w:color="auto" w:fill="F9FAFB"/>
-          </w:tcPr>
-          <w:p>
-            <w:pPr>
-              <w:spacing w:before="60" w:after="60"/>
-            </w:pPr>
-            <w:r>
-              <w:rPr>
-                <w:sz w:val="20"/>
-              </w:rPr>
-            </w:r>
-          </w:p>
-        </w:tc>
-        <w:tc>
-          <w:tcPr>
-            <w:tcW w:type="dxa" w:w="2268"/>
-            <w:shd w:val="clear" w:color="auto" w:fill="F9FAFB"/>
-          </w:tcPr>
-          <w:p>
-            <w:pPr>
-              <w:spacing w:before="60" w:after="60"/>
-            </w:pPr>
-            <w:r>
-              <w:rPr>
-                <w:sz w:val="20"/>
-              </w:rPr>
-            </w:r>
-          </w:p>
-        </w:tc>
-        <w:tc>
-          <w:tcPr>
-            <w:tcW w:type="dxa" w:w="2268"/>
-            <w:shd w:val="clear" w:color="auto" w:fill="F9FAFB"/>
-          </w:tcPr>
-          <w:p>
-            <w:pPr>
-              <w:spacing w:before="60" w:after="60"/>
-            </w:pPr>
-            <w:r>
-              <w:rPr>
-                <w:sz w:val="20"/>
-              </w:rPr>
-            </w:r>
-          </w:p>
-        </w:tc>
-        <w:tc>
-          <w:tcPr>
-            <w:tcW w:type="dxa" w:w="2268"/>
-            <w:shd w:val="clear" w:color="auto" w:fill="F9FAFB"/>
-          </w:tcPr>
-          <w:p>
-            <w:pPr>
-              <w:spacing w:before="60" w:after="60"/>
-            </w:pPr>
-            <w:r>
-              <w:rPr>
-                <w:sz w:val="20"/>
-              </w:rPr>
-            </w:r>
-          </w:p>
-        </w:tc>
-      </w:tr>
-    </w:tbl>
     <w:sectPr>
-      <w:headerReference w:type="default" r:id="rId9"/>
-      <w:footerReference w:type="default" r:id="rId10"/>
-      <w:pgSz w:w="11906" w:h="16838"/>
-      <w:pgMar w:top="1247" w:right="1417" w:bottom="1134" w:left="1417" w:header="720" w:footer="720" w:gutter="0"/>
+      <w:pgSz w:w="12240" w:h="15840"/>
+      <w:pgMar w:top="1440" w:right="1800" w:bottom="1440" w:left="1800" w:header="720" w:footer="720" w:gutter="0"/>
       <w:cols w:space="720"/>
       <w:docGrid w:linePitch="360"/>
     </w:sectPr>
   </w:body>
 </w:document>
-</file>
-
-<file path=word/footer1.xml><?xml version="1.0" encoding="utf-8"?>
-<w:ftr xmlns:m="http://schemas.openxmlformats.org/officeDocument/2006/math" xmlns:mc="http://schemas.openxmlformats.org/markup-compatibility/2006" xmlns:mo="http://schemas.microsoft.com/office/mac/office/2008/main" xmlns:mv="urn:schemas-microsoft-com:mac:vml" xmlns:o="urn:schemas-microsoft-com:office:office" xmlns:r="http://schemas.openxmlformats.org/officeDocument/2006/relationships" xmlns:v="urn:schemas-microsoft-com:vml" xmlns:w10="urn:schemas-microsoft-com:office:word" xmlns:w14="http://schemas.microsoft.com/office/word/2010/wordml" xmlns:w="http://schemas.openxmlformats.org/wordprocessingml/2006/main" xmlns:wne="http://schemas.microsoft.com/office/word/2006/wordml" xmlns:wp14="http://schemas.microsoft.com/office/word/2010/wordprocessingDrawing" xmlns:wp="http://schemas.openxmlformats.org/drawingml/2006/wordprocessingDrawing" xmlns:wpc="http://schemas.microsoft.com/office/word/2010/wordprocessingCanvas" xmlns:wpg="http://schemas.microsoft.com/office/word/2010/wordprocessingGroup" xmlns:wpi="http://schemas.microsoft.com/office/word/2010/wordprocessingInk" xmlns:wps="http://schemas.microsoft.com/office/word/2010/wordprocessingShape" mc:Ignorable="w14 wp14">
-  <w:p>
-    <w:pPr>
-      <w:pStyle w:val="Footer"/>
-    </w:pPr>
-  </w:p>
-  <w:tbl>
-    <w:tblPr>
-      <w:tblW w:type="auto" w:w="0"/>
-      <w:jc w:val="left"/>
-      <w:tblLook w:firstColumn="1" w:firstRow="1" w:lastColumn="0" w:lastRow="0" w:noHBand="0" w:noVBand="1" w:val="04A0"/>
-      <w:tblBorders>
-        <w:top w:val="none"/>
-        <w:left w:val="none"/>
-        <w:bottom w:val="none"/>
-        <w:right w:val="none"/>
-        <w:insideH w:val="none"/>
-        <w:insideV w:val="none"/>
-      </w:tblBorders>
-    </w:tblPr>
-    <w:tblGrid>
-      <w:gridCol w:w="4535"/>
-      <w:gridCol w:w="4535"/>
-    </w:tblGrid>
-    <w:tr>
-      <w:tc>
-        <w:tcPr>
-          <w:tcW w:type="dxa" w:w="5669"/>
-          <w:shd w:val="clear" w:color="auto" w:fill="111827"/>
-        </w:tcPr>
-        <w:p>
-          <w:pPr>
-            <w:spacing w:before="80" w:after="80"/>
-          </w:pPr>
-          <w:r>
-            <w:rPr>
-              <w:color w:val="FFFFFF"/>
-              <w:sz w:val="16"/>
-            </w:rPr>
-            <w:t>Forgotten Felines Cat Rescue — Charity No. 1181190</w:t>
-          </w:r>
-        </w:p>
-      </w:tc>
-      <w:tc>
-        <w:tcPr>
-          <w:tcW w:type="dxa" w:w="3402"/>
-          <w:shd w:val="clear" w:color="auto" w:fill="111827"/>
-        </w:tcPr>
-        <w:p>
-          <w:pPr>
-            <w:spacing w:before="80" w:after="80"/>
-            <w:jc w:val="right"/>
-          </w:pPr>
-          <w:r>
-            <w:rPr>
-              <w:color w:val="FFFFFF"/>
-              <w:sz w:val="16"/>
-            </w:rPr>
-            <w:t>GDPR &amp; Data Protection Policy — Trustees / Official Communications  |  v1.0</w:t>
-          </w:r>
-        </w:p>
-      </w:tc>
-    </w:tr>
-  </w:tbl>
-</w:ftr>
-</file>
-
-<file path=word/header1.xml><?xml version="1.0" encoding="utf-8"?>
-<w:hdr xmlns:m="http://schemas.openxmlformats.org/officeDocument/2006/math" xmlns:mc="http://schemas.openxmlformats.org/markup-compatibility/2006" xmlns:mo="http://schemas.microsoft.com/office/mac/office/2008/main" xmlns:mv="urn:schemas-microsoft-com:mac:vml" xmlns:o="urn:schemas-microsoft-com:office:office" xmlns:r="http://schemas.openxmlformats.org/officeDocument/2006/relationships" xmlns:v="urn:schemas-microsoft-com:vml" xmlns:w10="urn:schemas-microsoft-com:office:word" xmlns:w14="http://schemas.microsoft.com/office/word/2010/wordml" xmlns:w="http://schemas.openxmlformats.org/wordprocessingml/2006/main" xmlns:wne="http://schemas.microsoft.com/office/word/2006/wordml" xmlns:wp14="http://schemas.microsoft.com/office/word/2010/wordprocessingDrawing" xmlns:wp="http://schemas.openxmlformats.org/drawingml/2006/wordprocessingDrawing" xmlns:wpc="http://schemas.microsoft.com/office/word/2010/wordprocessingCanvas" xmlns:wpg="http://schemas.microsoft.com/office/word/2010/wordprocessingGroup" xmlns:wpi="http://schemas.microsoft.com/office/word/2010/wordprocessingInk" xmlns:wps="http://schemas.microsoft.com/office/word/2010/wordprocessingShape" mc:Ignorable="w14 wp14">
-  <w:p>
-    <w:pPr>
-      <w:pStyle w:val="Header"/>
-    </w:pPr>
-  </w:p>
-  <w:tbl>
-    <w:tblPr>
-      <w:tblW w:type="auto" w:w="0"/>
-      <w:jc w:val="left"/>
-      <w:tblLook w:firstColumn="1" w:firstRow="1" w:lastColumn="0" w:lastRow="0" w:noHBand="0" w:noVBand="1" w:val="04A0"/>
-      <w:tblBorders>
-        <w:top w:val="none"/>
-        <w:left w:val="none"/>
-        <w:bottom w:val="none"/>
-        <w:right w:val="none"/>
-        <w:insideH w:val="none"/>
-        <w:insideV w:val="none"/>
-      </w:tblBorders>
-    </w:tblPr>
-    <w:tblGrid>
-      <w:gridCol w:w="4535"/>
-      <w:gridCol w:w="4535"/>
-    </w:tblGrid>
-    <w:tr>
-      <w:tc>
-        <w:tcPr>
-          <w:tcW w:type="dxa" w:w="4535"/>
-        </w:tcPr>
-        <w:p>
-          <w:r>
-            <w:drawing>
-              <wp:inline xmlns:a="http://schemas.openxmlformats.org/drawingml/2006/main" xmlns:pic="http://schemas.openxmlformats.org/drawingml/2006/picture">
-                <wp:extent cx="1208869" cy="576000"/>
-                <wp:docPr id="1" name="Picture 1"/>
-                <wp:cNvGraphicFramePr>
-                  <a:graphicFrameLocks noChangeAspect="1"/>
-                </wp:cNvGraphicFramePr>
-                <a:graphic>
-                  <a:graphicData uri="http://schemas.openxmlformats.org/drawingml/2006/picture">
-                    <pic:pic>
-                      <pic:nvPicPr>
-                        <pic:cNvPr id="0" name="logo.png"/>
-                        <pic:cNvPicPr/>
-                      </pic:nvPicPr>
-                      <pic:blipFill>
-                        <a:blip r:embed="rId1"/>
-                        <a:stretch>
-                          <a:fillRect/>
-                        </a:stretch>
-                      </pic:blipFill>
-                      <pic:spPr>
-                        <a:xfrm>
-                          <a:off x="0" y="0"/>
-                          <a:ext cx="1208869" cy="576000"/>
-                        </a:xfrm>
-                        <a:prstGeom prst="rect"/>
-                      </pic:spPr>
-                    </pic:pic>
-                  </a:graphicData>
-                </a:graphic>
-              </wp:inline>
-            </w:drawing>
-          </w:r>
-        </w:p>
-      </w:tc>
-      <w:tc>
-        <w:tcPr>
-          <w:tcW w:type="dxa" w:w="4535"/>
-        </w:tcPr>
-        <w:p>
-          <w:pPr>
-            <w:spacing w:before="0" w:after="20"/>
-            <w:jc w:val="right"/>
-          </w:pPr>
-          <w:r>
-            <w:rPr>
-              <w:b/>
-              <w:color w:val="111827"/>
-              <w:sz w:val="17"/>
-            </w:rPr>
-            <w:t>Forgotten Felines Cat Rescue</w:t>
-          </w:r>
-        </w:p>
-        <w:p>
-          <w:pPr>
-            <w:spacing w:before="0" w:after="20"/>
-            <w:jc w:val="right"/>
-          </w:pPr>
-          <w:r>
-            <w:rPr>
-              <w:color w:val="111827"/>
-              <w:sz w:val="17"/>
-            </w:rPr>
-            <w:t>Registered Charity No. 1181190</w:t>
-          </w:r>
-        </w:p>
-        <w:p>
-          <w:pPr>
-            <w:spacing w:before="0" w:after="20"/>
-            <w:jc w:val="right"/>
-          </w:pPr>
-          <w:r>
-            <w:rPr>
-              <w:color w:val="111827"/>
-              <w:sz w:val="17"/>
-            </w:rPr>
-            <w:t>forgottenfelineswales.org</w:t>
-          </w:r>
-        </w:p>
-      </w:tc>
-    </w:tr>
-  </w:tbl>
-  <w:p>
-    <w:pPr>
-      <w:spacing w:before="80" w:after="0"/>
-      <w:pBdr>
-        <w:bottom w:val="single" w:sz="18" w:space="1" w:color="05A44E"/>
-      </w:pBdr>
-    </w:pPr>
-  </w:p>
-</w:hdr>
 </file>
 
 <file path=word/numbering.xml><?xml version="1.0" encoding="utf-8"?>
@@ -2062,7 +679,6 @@
     <w:rsid w:val="00FC693F"/>
     <w:rPr>
       <w:rFonts w:ascii="Calibri" w:hAnsi="Calibri"/>
-      <w:color w:val="111827"/>
       <w:sz w:val="22"/>
     </w:rPr>
   </w:style>

--- a/docs/forgotten-felines/published-policies/forgotten-felines-gdpr-trustee-policy.docx
+++ b/docs/forgotten-felines/published-policies/forgotten-felines-gdpr-trustee-policy.docx
@@ -305,13 +305,208 @@
       </w:r>
     </w:p>
     <w:sectPr>
-      <w:pgSz w:w="12240" w:h="15840"/>
-      <w:pgMar w:top="1440" w:right="1800" w:bottom="1440" w:left="1800" w:header="720" w:footer="720" w:gutter="0"/>
+      <w:headerReference w:type="default" r:id="rId9"/>
+      <w:footerReference w:type="default" r:id="rId10"/>
+      <w:pgSz w:w="11906" w:h="16838"/>
+      <w:pgMar w:top="1247" w:right="1417" w:bottom="1134" w:left="1417" w:header="720" w:footer="720" w:gutter="0"/>
       <w:cols w:space="720"/>
       <w:docGrid w:linePitch="360"/>
     </w:sectPr>
   </w:body>
 </w:document>
+</file>
+
+<file path=word/footer1.xml><?xml version="1.0" encoding="utf-8"?>
+<w:ftr xmlns:m="http://schemas.openxmlformats.org/officeDocument/2006/math" xmlns:mc="http://schemas.openxmlformats.org/markup-compatibility/2006" xmlns:mo="http://schemas.microsoft.com/office/mac/office/2008/main" xmlns:mv="urn:schemas-microsoft-com:mac:vml" xmlns:o="urn:schemas-microsoft-com:office:office" xmlns:r="http://schemas.openxmlformats.org/officeDocument/2006/relationships" xmlns:v="urn:schemas-microsoft-com:vml" xmlns:w10="urn:schemas-microsoft-com:office:word" xmlns:w14="http://schemas.microsoft.com/office/word/2010/wordml" xmlns:w="http://schemas.openxmlformats.org/wordprocessingml/2006/main" xmlns:wne="http://schemas.microsoft.com/office/word/2006/wordml" xmlns:wp14="http://schemas.microsoft.com/office/word/2010/wordprocessingDrawing" xmlns:wp="http://schemas.openxmlformats.org/drawingml/2006/wordprocessingDrawing" xmlns:wpc="http://schemas.microsoft.com/office/word/2010/wordprocessingCanvas" xmlns:wpg="http://schemas.microsoft.com/office/word/2010/wordprocessingGroup" xmlns:wpi="http://schemas.microsoft.com/office/word/2010/wordprocessingInk" xmlns:wps="http://schemas.microsoft.com/office/word/2010/wordprocessingShape" mc:Ignorable="w14 wp14">
+  <w:p>
+    <w:pPr>
+      <w:pStyle w:val="Footer"/>
+    </w:pPr>
+  </w:p>
+  <w:tbl>
+    <w:tblPr>
+      <w:tblW w:type="auto" w:w="0"/>
+      <w:jc w:val="left"/>
+      <w:tblLook w:firstColumn="1" w:firstRow="1" w:lastColumn="0" w:lastRow="0" w:noHBand="0" w:noVBand="1" w:val="04A0"/>
+      <w:tblBorders>
+        <w:top w:val="none"/>
+        <w:left w:val="none"/>
+        <w:bottom w:val="none"/>
+        <w:right w:val="none"/>
+        <w:insideH w:val="none"/>
+        <w:insideV w:val="none"/>
+      </w:tblBorders>
+    </w:tblPr>
+    <w:tblGrid>
+      <w:gridCol w:w="4535"/>
+      <w:gridCol w:w="4535"/>
+    </w:tblGrid>
+    <w:tr>
+      <w:tc>
+        <w:tcPr>
+          <w:tcW w:type="dxa" w:w="5669"/>
+          <w:shd w:val="clear" w:color="auto" w:fill="111827"/>
+        </w:tcPr>
+        <w:p>
+          <w:pPr>
+            <w:spacing w:before="80" w:after="80"/>
+          </w:pPr>
+          <w:r>
+            <w:rPr>
+              <w:color w:val="FFFFFF"/>
+              <w:sz w:val="16"/>
+            </w:rPr>
+            <w:t>Forgotten Felines Cat Rescue — Charity No. 1181190</w:t>
+          </w:r>
+        </w:p>
+      </w:tc>
+      <w:tc>
+        <w:tcPr>
+          <w:tcW w:type="dxa" w:w="3402"/>
+          <w:shd w:val="clear" w:color="auto" w:fill="111827"/>
+        </w:tcPr>
+        <w:p>
+          <w:pPr>
+            <w:spacing w:before="80" w:after="80"/>
+            <w:jc w:val="right"/>
+          </w:pPr>
+          <w:r>
+            <w:rPr>
+              <w:color w:val="FFFFFF"/>
+              <w:sz w:val="16"/>
+            </w:rPr>
+            <w:t>[Policy Title]  |  v[1.0]</w:t>
+          </w:r>
+        </w:p>
+      </w:tc>
+    </w:tr>
+  </w:tbl>
+</w:ftr>
+</file>
+
+<file path=word/header1.xml><?xml version="1.0" encoding="utf-8"?>
+<w:hdr xmlns:m="http://schemas.openxmlformats.org/officeDocument/2006/math" xmlns:mc="http://schemas.openxmlformats.org/markup-compatibility/2006" xmlns:mo="http://schemas.microsoft.com/office/mac/office/2008/main" xmlns:mv="urn:schemas-microsoft-com:mac:vml" xmlns:o="urn:schemas-microsoft-com:office:office" xmlns:r="http://schemas.openxmlformats.org/officeDocument/2006/relationships" xmlns:v="urn:schemas-microsoft-com:vml" xmlns:w10="urn:schemas-microsoft-com:office:word" xmlns:w14="http://schemas.microsoft.com/office/word/2010/wordml" xmlns:w="http://schemas.openxmlformats.org/wordprocessingml/2006/main" xmlns:wne="http://schemas.microsoft.com/office/word/2006/wordml" xmlns:wp14="http://schemas.microsoft.com/office/word/2010/wordprocessingDrawing" xmlns:wp="http://schemas.openxmlformats.org/drawingml/2006/wordprocessingDrawing" xmlns:wpc="http://schemas.microsoft.com/office/word/2010/wordprocessingCanvas" xmlns:wpg="http://schemas.microsoft.com/office/word/2010/wordprocessingGroup" xmlns:wpi="http://schemas.microsoft.com/office/word/2010/wordprocessingInk" xmlns:wps="http://schemas.microsoft.com/office/word/2010/wordprocessingShape" mc:Ignorable="w14 wp14">
+  <w:p>
+    <w:pPr>
+      <w:pStyle w:val="Header"/>
+    </w:pPr>
+  </w:p>
+  <w:tbl>
+    <w:tblPr>
+      <w:tblW w:type="auto" w:w="0"/>
+      <w:jc w:val="left"/>
+      <w:tblLook w:firstColumn="1" w:firstRow="1" w:lastColumn="0" w:lastRow="0" w:noHBand="0" w:noVBand="1" w:val="04A0"/>
+      <w:tblBorders>
+        <w:top w:val="none"/>
+        <w:left w:val="none"/>
+        <w:bottom w:val="none"/>
+        <w:right w:val="none"/>
+        <w:insideH w:val="none"/>
+        <w:insideV w:val="none"/>
+      </w:tblBorders>
+    </w:tblPr>
+    <w:tblGrid>
+      <w:gridCol w:w="4535"/>
+      <w:gridCol w:w="4535"/>
+    </w:tblGrid>
+    <w:tr>
+      <w:tc>
+        <w:tcPr>
+          <w:tcW w:type="dxa" w:w="4535"/>
+        </w:tcPr>
+        <w:p>
+          <w:r>
+            <w:drawing>
+              <wp:inline xmlns:a="http://schemas.openxmlformats.org/drawingml/2006/main" xmlns:pic="http://schemas.openxmlformats.org/drawingml/2006/picture">
+                <wp:extent cx="1208869" cy="576000"/>
+                <wp:docPr id="1" name="Picture 1"/>
+                <wp:cNvGraphicFramePr>
+                  <a:graphicFrameLocks noChangeAspect="1"/>
+                </wp:cNvGraphicFramePr>
+                <a:graphic>
+                  <a:graphicData uri="http://schemas.openxmlformats.org/drawingml/2006/picture">
+                    <pic:pic>
+                      <pic:nvPicPr>
+                        <pic:cNvPr id="0" name="logo.png"/>
+                        <pic:cNvPicPr/>
+                      </pic:nvPicPr>
+                      <pic:blipFill>
+                        <a:blip r:embed="rId1"/>
+                        <a:stretch>
+                          <a:fillRect/>
+                        </a:stretch>
+                      </pic:blipFill>
+                      <pic:spPr>
+                        <a:xfrm>
+                          <a:off x="0" y="0"/>
+                          <a:ext cx="1208869" cy="576000"/>
+                        </a:xfrm>
+                        <a:prstGeom prst="rect"/>
+                      </pic:spPr>
+                    </pic:pic>
+                  </a:graphicData>
+                </a:graphic>
+              </wp:inline>
+            </w:drawing>
+          </w:r>
+        </w:p>
+      </w:tc>
+      <w:tc>
+        <w:tcPr>
+          <w:tcW w:type="dxa" w:w="4535"/>
+        </w:tcPr>
+        <w:p>
+          <w:pPr>
+            <w:spacing w:before="0" w:after="20"/>
+            <w:jc w:val="right"/>
+          </w:pPr>
+          <w:r>
+            <w:rPr>
+              <w:b/>
+              <w:color w:val="111827"/>
+              <w:sz w:val="17"/>
+            </w:rPr>
+            <w:t>Forgotten Felines Cat Rescue</w:t>
+          </w:r>
+        </w:p>
+        <w:p>
+          <w:pPr>
+            <w:spacing w:before="0" w:after="20"/>
+            <w:jc w:val="right"/>
+          </w:pPr>
+          <w:r>
+            <w:rPr>
+              <w:color w:val="111827"/>
+              <w:sz w:val="17"/>
+            </w:rPr>
+            <w:t>Registered Charity No. 1181190</w:t>
+          </w:r>
+        </w:p>
+        <w:p>
+          <w:pPr>
+            <w:spacing w:before="0" w:after="20"/>
+            <w:jc w:val="right"/>
+          </w:pPr>
+          <w:r>
+            <w:rPr>
+              <w:color w:val="111827"/>
+              <w:sz w:val="17"/>
+            </w:rPr>
+            <w:t>forgottenfelineswales.org</w:t>
+          </w:r>
+        </w:p>
+      </w:tc>
+    </w:tr>
+  </w:tbl>
+  <w:p>
+    <w:pPr>
+      <w:spacing w:before="80" w:after="0"/>
+      <w:pBdr>
+        <w:bottom w:val="single" w:sz="18" w:space="1" w:color="05A44E"/>
+      </w:pBdr>
+    </w:pPr>
+  </w:p>
+</w:hdr>
 </file>
 
 <file path=word/numbering.xml><?xml version="1.0" encoding="utf-8"?>
@@ -679,6 +874,7 @@
     <w:rsid w:val="00FC693F"/>
     <w:rPr>
       <w:rFonts w:ascii="Calibri" w:hAnsi="Calibri"/>
+      <w:color w:val="111827"/>
       <w:sz w:val="22"/>
     </w:rPr>
   </w:style>
